--- a/docs/reviews/DA2_REVIEW_2_REPORT.docx
+++ b/docs/reviews/DA2_REVIEW_2_REPORT.docx
@@ -189,7 +189,7 @@
                 <w:color w:val="2D3748"/>
                 <w:sz w:val="17"/>
               </w:rPr>
-              <w:t>Abstract—Modern academic and professional institutions suffer from severe digital communication overload, with users spending over 28% of their workweeks manually sorting email communications. This report presents the architectural implementation, dataset engineering, and experimental evaluation of AGENT AMAR, an autonomous multi-agent and machine learning hybrid productivity system. AGENT AMAR monitors Gmail via Google OAuth 2.0 with incremental History API synchronization, executes multi-field data sanitization, and cascades classification across deterministic rules, a calibrated local linear model (TF-IDF with balanced Logistic Regression, C=30.0), and a structured Large Language Model (LLM) fallback. Gated specialized agents extract imperative action items, ground relative dates into unambiguous ISO-8601 UTC deadlines, and compute multi-factor priority scores (S in [0, 100]). A deterministic orchestrator resolves cross-agent conflicts, guarantees institutional sender protection, and persists data under transparent AES-256-GCM encryption with a SHA-256 audit ledger. An asynchronous background monitor escalates pending deadlines through a four-tier ladder (NORMAL -&gt; REMINDER -&gt; URGENT -&gt; ALARM), dispatching alerts via Firebase Cloud Messaging (FCM) to a cross-platform Flutter application. Experimental evaluation on a multi-class academic email benchmark across 15 operational categories demonstrates an overall classification accuracy of 93.1%, a Macro-F1 score of 0.914, an LLM avoidance rate of 77.6%, sub-4 ms local CPU inference latency, and 100.0% recall on safety-critical academic examinations and placement circulars.</w:t>
+              <w:t>Abstract - Modern academic and professional institutions suffer from severe digital communication overload, with users spending over 28% of their workweeks manually sorting email communications. This report presents the architectural implementation, dataset engineering, and experimental evaluation of AGENT AMAR, an autonomous multi-agent and machine learning hybrid productivity system. AGENT AMAR monitors Gmail via Google OAuth 2.0 with incremental History API synchronization, executes multi-field data sanitization, and cascades classification across deterministic rules, a calibrated local linear model (TF-IDF with balanced Logistic Regression, C=30.0), and a structured Large Language Model (LLM) fallback. Gated specialized agents extract imperative action items, ground relative dates into unambiguous ISO-8601 UTC deadlines, and compute multi-factor priority scores (S in [0, 100]). A deterministic orchestrator resolves cross-agent conflicts, guarantees institutional sender protection, and persists data under transparent AES-256-GCM encryption with a SHA-256 audit ledger. An asynchronous background monitor escalates pending deadlines through a four-tier ladder (NORMAL -&gt; REMINDER -&gt; URGENT -&gt; ALARM), dispatching alerts via Firebase Cloud Messaging (FCM) to a cross-platform Flutter application. Experimental evaluation on a multi-class academic email benchmark across 15 operational categories demonstrates an overall classification accuracy of 93.1%, a Macro-F1 score of 0.914, an LLM avoidance rate of 77.6%, sub-4 ms local CPU inference latency, and 100.0% recall on safety-critical academic examinations and placement circulars.</w:t>
             </w:r>
           </w:p>
           <w:p>
@@ -214,7 +214,7 @@
                 <w:color w:val="2D3748"/>
                 <w:sz w:val="17"/>
               </w:rPr>
-              <w:t>Index Terms—Multi-Agent Systems, Email Intelligence, Cascaded Classification, Natural Language Processing, Temporal Expression Grounding, Deterministic Arbitration, AES-256-GCM Encryption, Firebase Cloud Messaging, Flutter.</w:t>
+              <w:t>Index Terms - Multi-Agent Systems, Email Intelligence, Cascaded Classification, Natural Language Processing, Temporal Expression Grounding, Deterministic Arbitration, AES-256-GCM Encryption, Firebase Cloud Messaging, Flutter.</w:t>
             </w:r>
           </w:p>
         </w:tc>
@@ -237,7 +237,7 @@
           <w:color w:val="1A365D"/>
           <w:sz w:val="26"/>
         </w:rPr>
-        <w:t>Chapter 3 – Proposed Methodology</w:t>
+        <w:t>Chapter 3 - Proposed Methodology</w:t>
       </w:r>
     </w:p>
     <w:p>
@@ -2307,7 +2307,7 @@
           <w:color w:val="1A365D"/>
           <w:sz w:val="26"/>
         </w:rPr>
-        <w:t>Chapter 4 – Dataset and Preprocessing</w:t>
+        <w:t>Chapter 4 - Dataset and Preprocessing</w:t>
       </w:r>
     </w:p>
     <w:p>
@@ -5073,7 +5073,7 @@
           <w:color w:val="1A365D"/>
           <w:sz w:val="26"/>
         </w:rPr>
-        <w:t>Chapter 5 – Implementation</w:t>
+        <w:t>Chapter 5 - Implementation</w:t>
       </w:r>
     </w:p>
     <w:p>
@@ -5166,7 +5166,7 @@
                 <w:color w:val="2D3748"/>
                 <w:sz w:val="17"/>
               </w:rPr>
-              <w:t>├── backend/</w:t>
+              <w:t>|-- backend/</w:t>
             </w:r>
           </w:p>
           <w:p>
@@ -5179,7 +5179,7 @@
                 <w:color w:val="2D3748"/>
                 <w:sz w:val="17"/>
               </w:rPr>
-              <w:t>│   ├── app/</w:t>
+              <w:t>|   |-- app/</w:t>
             </w:r>
           </w:p>
           <w:p>
@@ -5192,7 +5192,7 @@
                 <w:color w:val="2D3748"/>
                 <w:sz w:val="17"/>
               </w:rPr>
-              <w:t>│   │   ├── agents/            # Multi-agent implementations &amp; rule engines</w:t>
+              <w:t>|   |   |-- agents/            # Multi-agent implementations &amp; rule engines</w:t>
             </w:r>
           </w:p>
           <w:p>
@@ -5205,7 +5205,7 @@
                 <w:color w:val="2D3748"/>
                 <w:sz w:val="17"/>
               </w:rPr>
-              <w:t>│   │   │   ├── intake_agent.py        # RFC 2822 parser &amp; HTML sanitization</w:t>
+              <w:t>|   |   |   |-- intake_agent.py        # RFC 2822 parser &amp; HTML sanitization</w:t>
             </w:r>
           </w:p>
           <w:p>
@@ -5218,7 +5218,7 @@
                 <w:color w:val="2D3748"/>
                 <w:sz w:val="17"/>
               </w:rPr>
-              <w:t>│   │   │   ├── triage_agent.py        # Cascaded triage (Deterministic -&gt; ML -&gt; LLM)</w:t>
+              <w:t>|   |   |   |-- triage_agent.py        # Cascaded triage (Deterministic -&gt; ML -&gt; LLM)</w:t>
             </w:r>
           </w:p>
           <w:p>
@@ -5231,7 +5231,7 @@
                 <w:color w:val="2D3748"/>
                 <w:sz w:val="17"/>
               </w:rPr>
-              <w:t>│   │   │   ├── triage_rules.py        # Domain keyword &amp; sender rule tables</w:t>
+              <w:t>|   |   |   |-- triage_rules.py        # Domain keyword &amp; sender rule tables</w:t>
             </w:r>
           </w:p>
           <w:p>
@@ -5244,7 +5244,7 @@
                 <w:color w:val="2D3748"/>
                 <w:sz w:val="17"/>
               </w:rPr>
-              <w:t>│   │   │   ├── action_agent.py        # Imperative task extraction engine</w:t>
+              <w:t>|   |   |   |-- action_agent.py        # Imperative task extraction engine</w:t>
             </w:r>
           </w:p>
           <w:p>
@@ -5257,7 +5257,7 @@
                 <w:color w:val="2D3748"/>
                 <w:sz w:val="17"/>
               </w:rPr>
-              <w:t>│   │   │   ├── deadline_agent.py      # Relative temporal parsing &amp; ISO normalization</w:t>
+              <w:t>|   |   |   |-- deadline_agent.py      # Relative temporal parsing &amp; ISO normalization</w:t>
             </w:r>
           </w:p>
           <w:p>
@@ -5270,7 +5270,7 @@
                 <w:color w:val="2D3748"/>
                 <w:sz w:val="17"/>
               </w:rPr>
-              <w:t>│   │   │   ├── priority_agent.py      # Multi-factor dynamic priority scoring</w:t>
+              <w:t>|   |   |   |-- priority_agent.py      # Multi-factor dynamic priority scoring</w:t>
             </w:r>
           </w:p>
           <w:p>
@@ -5283,7 +5283,7 @@
                 <w:color w:val="2D3748"/>
                 <w:sz w:val="17"/>
               </w:rPr>
-              <w:t>│   │   │   └── amar_orchestrator.py   # Deterministic arbitration &amp; routing coordinator</w:t>
+              <w:t>|   |   |   |-- amar_orchestrator.py   # Deterministic arbitration &amp; routing coordinator</w:t>
             </w:r>
           </w:p>
           <w:p>
@@ -5296,7 +5296,7 @@
                 <w:color w:val="2D3748"/>
                 <w:sz w:val="17"/>
               </w:rPr>
-              <w:t>│   │   ├── ml/                # Local machine learning pipeline</w:t>
+              <w:t>|   |   |-- ml/                # Local machine learning pipeline</w:t>
             </w:r>
           </w:p>
           <w:p>
@@ -5309,7 +5309,7 @@
                 <w:color w:val="2D3748"/>
                 <w:sz w:val="17"/>
               </w:rPr>
-              <w:t>│   │   │   ├── email_classifier.py    # Sklearn runtime inference wrapper &amp; caching</w:t>
+              <w:t>|   |   |   |-- email_classifier.py    # Sklearn runtime inference wrapper &amp; caching</w:t>
             </w:r>
           </w:p>
           <w:p>
@@ -5322,7 +5322,7 @@
                 <w:color w:val="2D3748"/>
                 <w:sz w:val="17"/>
               </w:rPr>
-              <w:t>│   │   │   ├── training.py            # TF-IDF + Logistic Regression training pipeline</w:t>
+              <w:t>|   |   |   |-- training.py            # TF-IDF + Logistic Regression training pipeline</w:t>
             </w:r>
           </w:p>
           <w:p>
@@ -5335,7 +5335,7 @@
                 <w:color w:val="2D3748"/>
                 <w:sz w:val="17"/>
               </w:rPr>
-              <w:t>│   │   │   ├── train.py               # CLI training entrypoint</w:t>
+              <w:t>|   |   |   |-- train.py               # CLI training entrypoint</w:t>
             </w:r>
           </w:p>
           <w:p>
@@ -5348,7 +5348,7 @@
                 <w:color w:val="2D3748"/>
                 <w:sz w:val="17"/>
               </w:rPr>
-              <w:t>│   │   │   ├── evaluate.py            # Offline benchmark evaluation framework</w:t>
+              <w:t>|   |   |   |-- evaluate.py            # Offline benchmark evaluation framework</w:t>
             </w:r>
           </w:p>
           <w:p>
@@ -5361,7 +5361,7 @@
                 <w:color w:val="2D3748"/>
                 <w:sz w:val="17"/>
               </w:rPr>
-              <w:t>│   │   │   └── feedback_dataset.py    # Active learning feedback collector</w:t>
+              <w:t>|   |   |   |-- feedback_dataset.py    # Active learning feedback collector</w:t>
             </w:r>
           </w:p>
           <w:p>
@@ -5374,7 +5374,7 @@
                 <w:color w:val="2D3748"/>
                 <w:sz w:val="17"/>
               </w:rPr>
-              <w:t>│   │   ├── services/          # Core backend infrastructure services</w:t>
+              <w:t>|   |   |-- services/          # Core backend infrastructure services</w:t>
             </w:r>
           </w:p>
           <w:p>
@@ -5387,7 +5387,7 @@
                 <w:color w:val="2D3748"/>
                 <w:sz w:val="17"/>
               </w:rPr>
-              <w:t>│   │   │   ├── gmail_sync_service.py  # Incremental Gmail History API synchronization</w:t>
+              <w:t>|   |   |   |-- gmail_sync_service.py  # Incremental Gmail History API synchronization</w:t>
             </w:r>
           </w:p>
           <w:p>
@@ -5400,7 +5400,7 @@
                 <w:color w:val="2D3748"/>
                 <w:sz w:val="17"/>
               </w:rPr>
-              <w:t>│   │   │   ├── persistence_service.py # AES-256-GCM transparent database persistence</w:t>
+              <w:t>|   |   |   |-- persistence_service.py # AES-256-GCM transparent database persistence</w:t>
             </w:r>
           </w:p>
           <w:p>
@@ -5413,7 +5413,7 @@
                 <w:color w:val="2D3748"/>
                 <w:sz w:val="17"/>
               </w:rPr>
-              <w:t>│   │   │   ├── scheduler.py           # Background cron monitor (Gmail, Deadlines, Reminders)</w:t>
+              <w:t>|   |   |   |-- scheduler.py           # Background cron monitor (Gmail, Deadlines, Reminders)</w:t>
             </w:r>
           </w:p>
           <w:p>
@@ -5426,7 +5426,7 @@
                 <w:color w:val="2D3748"/>
                 <w:sz w:val="17"/>
               </w:rPr>
-              <w:t>│   │   │   └── push_notification_service.py # Firebase Cloud Messaging dispatcher</w:t>
+              <w:t>|   |   |   |-- push_notification_service.py # Firebase Cloud Messaging dispatcher</w:t>
             </w:r>
           </w:p>
           <w:p>
@@ -5439,7 +5439,7 @@
                 <w:color w:val="2D3748"/>
                 <w:sz w:val="17"/>
               </w:rPr>
-              <w:t>│   │   ├── models/            # Pydantic v2 schemas &amp; database models</w:t>
+              <w:t>|   |   |-- models/            # Pydantic v2 schemas &amp; database models</w:t>
             </w:r>
           </w:p>
           <w:p>
@@ -5452,7 +5452,7 @@
                 <w:color w:val="2D3748"/>
                 <w:sz w:val="17"/>
               </w:rPr>
-              <w:t>│   │   └── api/               # FastAPI REST router definitions (/api/v1/*)</w:t>
+              <w:t>|   |   |-- api/               # FastAPI REST router definitions (/api/v1/*)</w:t>
             </w:r>
           </w:p>
           <w:p>
@@ -5465,7 +5465,7 @@
                 <w:color w:val="2D3748"/>
                 <w:sz w:val="17"/>
               </w:rPr>
-              <w:t>│   └── data/                  # Seed datasets &amp; evaluation benchmarks</w:t>
+              <w:t>|   |-- data/                  # Seed datasets &amp; evaluation benchmarks</w:t>
             </w:r>
           </w:p>
           <w:p>
@@ -5478,7 +5478,7 @@
                 <w:color w:val="2D3748"/>
                 <w:sz w:val="17"/>
               </w:rPr>
-              <w:t>└── frontend/                  # Cross-platform Flutter client application</w:t>
+              <w:t>|-- frontend/                  # Cross-platform Flutter client application</w:t>
             </w:r>
           </w:p>
           <w:p>
@@ -5491,7 +5491,7 @@
                 <w:color w:val="2D3748"/>
                 <w:sz w:val="17"/>
               </w:rPr>
-              <w:t xml:space="preserve">    └── lib/</w:t>
+              <w:t xml:space="preserve">    |-- lib/</w:t>
             </w:r>
           </w:p>
           <w:p>
@@ -5504,7 +5504,7 @@
                 <w:color w:val="2D3748"/>
                 <w:sz w:val="17"/>
               </w:rPr>
-              <w:t xml:space="preserve">        ├── screens/           # UI Screens (Home Inbox, Deadlines, Reminders, Attention)</w:t>
+              <w:t xml:space="preserve">        |-- screens/           # UI Screens (Home Inbox, Deadlines, Reminders, Attention)</w:t>
             </w:r>
           </w:p>
           <w:p>
@@ -5517,7 +5517,7 @@
                 <w:color w:val="2D3748"/>
                 <w:sz w:val="17"/>
               </w:rPr>
-              <w:t xml:space="preserve">        ├── services/          # REST API client &amp; notification listeners</w:t>
+              <w:t xml:space="preserve">        |-- services/          # REST API client &amp; notification listeners</w:t>
             </w:r>
           </w:p>
           <w:p>
@@ -5530,7 +5530,7 @@
                 <w:color w:val="2D3748"/>
                 <w:sz w:val="17"/>
               </w:rPr>
-              <w:t xml:space="preserve">        └── dto/               # Frozen Data Transfer Object mappings</w:t>
+              <w:t xml:space="preserve">        |-- dto/               # Frozen Data Transfer Object mappings</w:t>
             </w:r>
           </w:p>
         </w:tc>
@@ -6486,7 +6486,7 @@
           <w:color w:val="1A365D"/>
           <w:sz w:val="26"/>
         </w:rPr>
-        <w:t>Chapter 6 – Experimentation and Results</w:t>
+        <w:t>Chapter 6 - Experimentation and Results</w:t>
       </w:r>
     </w:p>
     <w:p>
@@ -9682,7 +9682,7 @@
                 <w:color w:val="2D3748"/>
                 <w:sz w:val="18"/>
               </w:rPr>
-              <w:t>—</w:t>
+              <w:t>-</w:t>
             </w:r>
           </w:p>
         </w:tc>
@@ -9924,7 +9924,7 @@
                 <w:color w:val="2D3748"/>
                 <w:sz w:val="18"/>
               </w:rPr>
-              <w:t>—</w:t>
+              <w:t>-</w:t>
             </w:r>
           </w:p>
         </w:tc>
@@ -10040,7 +10040,7 @@
                 <w:color w:val="2D3748"/>
                 <w:sz w:val="18"/>
               </w:rPr>
-              <w:t>—</w:t>
+              <w:t>-</w:t>
             </w:r>
           </w:p>
         </w:tc>
@@ -10067,7 +10067,7 @@
                 <w:color w:val="2D3748"/>
                 <w:sz w:val="18"/>
               </w:rPr>
-              <w:t>—</w:t>
+              <w:t>-</w:t>
             </w:r>
           </w:p>
         </w:tc>
@@ -10516,7 +10516,7 @@
                 <w:color w:val="2D3748"/>
                 <w:sz w:val="17"/>
               </w:rPr>
-              <w:t xml:space="preserve">  • Deterministic Rules (Layer 1)    : 19 / 58 emails (32.8%)</w:t>
+              <w:t xml:space="preserve">  - Deterministic Rules (Layer 1)    : 19 / 58 emails (32.8%)</w:t>
             </w:r>
           </w:p>
           <w:p>
@@ -10529,7 +10529,7 @@
                 <w:color w:val="2D3748"/>
                 <w:sz w:val="17"/>
               </w:rPr>
-              <w:t xml:space="preserve">  • Local Calibrated ML (Layer 1.5)  : 26 / 58 emails (44.8%)</w:t>
+              <w:t xml:space="preserve">  - Local Calibrated ML (Layer 1.5)  : 26 / 58 emails (44.8%)</w:t>
             </w:r>
           </w:p>
           <w:p>
@@ -10542,7 +10542,7 @@
                 <w:color w:val="2D3748"/>
                 <w:sz w:val="17"/>
               </w:rPr>
-              <w:t xml:space="preserve">  • Escalated Cloud LLM (Layer 2)    : 13 / 58 emails (22.4%)</w:t>
+              <w:t xml:space="preserve">  - Escalated Cloud LLM (Layer 2)    : 13 / 58 emails (22.4%)</w:t>
             </w:r>
           </w:p>
           <w:p>
@@ -11469,7 +11469,7 @@
           <w:color w:val="2D3748"/>
           <w:sz w:val="20"/>
         </w:rPr>
-        <w:t xml:space="preserve">• Mail Intake &amp; Sanitization: </w:t>
+        <w:t xml:space="preserve">Mail Intake &amp; Sanitization: </w:t>
       </w:r>
       <w:r>
         <w:rPr>
@@ -11492,7 +11492,7 @@
           <w:color w:val="2D3748"/>
           <w:sz w:val="20"/>
         </w:rPr>
-        <w:t xml:space="preserve">• Deterministic Rule Scoring: </w:t>
+        <w:t xml:space="preserve">Deterministic Rule Scoring: </w:t>
       </w:r>
       <w:r>
         <w:rPr>
@@ -11515,7 +11515,7 @@
           <w:color w:val="2D3748"/>
           <w:sz w:val="20"/>
         </w:rPr>
-        <w:t xml:space="preserve">• Local ML Feature Extraction &amp; Prediction: </w:t>
+        <w:t xml:space="preserve">Local ML Feature Extraction &amp; Prediction: </w:t>
       </w:r>
       <w:r>
         <w:rPr>
@@ -11538,7 +11538,7 @@
           <w:color w:val="2D3748"/>
           <w:sz w:val="20"/>
         </w:rPr>
-        <w:t xml:space="preserve">• AES-256-GCM Encryption &amp; Database Write: </w:t>
+        <w:t xml:space="preserve">AES-256-GCM Encryption &amp; Database Write: </w:t>
       </w:r>
       <w:r>
         <w:rPr>
@@ -11561,7 +11561,7 @@
           <w:color w:val="2D3748"/>
           <w:sz w:val="20"/>
         </w:rPr>
-        <w:t xml:space="preserve">• End-to-End Local Execution Latency: </w:t>
+        <w:t xml:space="preserve">End-to-End Local Execution Latency: </w:t>
       </w:r>
       <w:r>
         <w:rPr>
@@ -11584,7 +11584,7 @@
           <w:color w:val="2D3748"/>
           <w:sz w:val="20"/>
         </w:rPr>
-        <w:t xml:space="preserve">• Escalated LLM Round-Trip Latency: </w:t>
+        <w:t xml:space="preserve">Escalated LLM Round-Trip Latency: </w:t>
       </w:r>
       <w:r>
         <w:rPr>
@@ -11607,7 +11607,7 @@
           <w:color w:val="2D3748"/>
           <w:sz w:val="20"/>
         </w:rPr>
-        <w:t xml:space="preserve">• Model Training Time: </w:t>
+        <w:t xml:space="preserve">Model Training Time: </w:t>
       </w:r>
       <w:r>
         <w:rPr>
@@ -11630,7 +11630,7 @@
           <w:color w:val="2D3748"/>
           <w:sz w:val="20"/>
         </w:rPr>
-        <w:t xml:space="preserve">• Persistent Model Artifact Size: </w:t>
+        <w:t xml:space="preserve">Persistent Model Artifact Size: </w:t>
       </w:r>
       <w:r>
         <w:rPr>
@@ -11653,7 +11653,7 @@
           <w:color w:val="2D3748"/>
           <w:sz w:val="20"/>
         </w:rPr>
-        <w:t xml:space="preserve">• Peak Process Resident Memory (RAM): </w:t>
+        <w:t xml:space="preserve">Peak Process Resident Memory (RAM): </w:t>
       </w:r>
       <w:r>
         <w:rPr>
@@ -11728,418 +11728,6 @@
     <w:p>
       <w:pPr>
         <w:keepNext/>
-        <w:spacing w:before="200" w:after="40"/>
-      </w:pPr>
-      <w:r>
-        <w:rPr>
-          <w:rFonts w:ascii="Calibri" w:hAnsi="Calibri"/>
-          <w:b/>
-          <w:color w:val="2B6CB0"/>
-          <w:sz w:val="23"/>
-        </w:rPr>
-        <w:t>6.6 Project Contribution Matrix</w:t>
-      </w:r>
-    </w:p>
-    <w:tbl>
-      <w:tblPr>
-        <w:tblW w:type="auto" w:w="0"/>
-        <w:jc w:val="center"/>
-        <w:tblLayout w:type="fixed"/>
-        <w:tblLook w:firstColumn="1" w:firstRow="1" w:lastColumn="0" w:lastRow="0" w:noHBand="0" w:noVBand="1" w:val="04A0"/>
-        <w:tblBorders>
-          <w:top w:val="single" w:sz="4" w:space="0" w:color="CBD5E0"/>
-          <w:bottom w:val="single" w:sz="4" w:space="0" w:color="CBD5E0"/>
-          <w:left w:val="none"/>
-          <w:right w:val="none"/>
-          <w:insideH w:val="single" w:sz="4" w:space="0" w:color="CBD5E0"/>
-          <w:insideV w:val="none"/>
-        </w:tblBorders>
-      </w:tblPr>
-      <w:tblGrid>
-        <w:gridCol w:w="3120"/>
-        <w:gridCol w:w="3120"/>
-        <w:gridCol w:w="3120"/>
-      </w:tblGrid>
-      <w:tr>
-        <w:trPr>
-          <w:tblHeader/>
-          <w:cantSplit/>
-        </w:trPr>
-        <w:tc>
-          <w:tcPr>
-            <w:tcW w:type="dxa" w:w="2304"/>
-            <w:vAlign w:val="center"/>
-            <w:shd w:fill="1A365D"/>
-            <w:tcMar>
-              <w:top w:w="110" w:type="dxa"/>
-              <w:left w:w="110" w:type="dxa"/>
-              <w:bottom w:w="110" w:type="dxa"/>
-              <w:right w:w="110" w:type="dxa"/>
-            </w:tcMar>
-          </w:tcPr>
-          <w:p>
-            <w:pPr>
-              <w:spacing w:before="40" w:after="40"/>
-              <w:jc w:val="left"/>
-            </w:pPr>
-            <w:r>
-              <w:rPr>
-                <w:rFonts w:ascii="Calibri" w:hAnsi="Calibri"/>
-                <w:b/>
-                <w:color w:val="FFFFFF"/>
-                <w:sz w:val="19"/>
-              </w:rPr>
-              <w:t>Team Member / Contributor</w:t>
-            </w:r>
-          </w:p>
-        </w:tc>
-        <w:tc>
-          <w:tcPr>
-            <w:tcW w:type="dxa" w:w="3168"/>
-            <w:vAlign w:val="center"/>
-            <w:shd w:fill="1A365D"/>
-            <w:tcMar>
-              <w:top w:w="110" w:type="dxa"/>
-              <w:left w:w="110" w:type="dxa"/>
-              <w:bottom w:w="110" w:type="dxa"/>
-              <w:right w:w="110" w:type="dxa"/>
-            </w:tcMar>
-          </w:tcPr>
-          <w:p>
-            <w:pPr>
-              <w:spacing w:before="40" w:after="40"/>
-              <w:jc w:val="left"/>
-            </w:pPr>
-            <w:r>
-              <w:rPr>
-                <w:rFonts w:ascii="Calibri" w:hAnsi="Calibri"/>
-                <w:b/>
-                <w:color w:val="FFFFFF"/>
-                <w:sz w:val="19"/>
-              </w:rPr>
-              <w:t>Module / Subsystem Responsibility</w:t>
-            </w:r>
-          </w:p>
-        </w:tc>
-        <w:tc>
-          <w:tcPr>
-            <w:tcW w:type="dxa" w:w="3888"/>
-            <w:vAlign w:val="center"/>
-            <w:shd w:fill="1A365D"/>
-            <w:tcMar>
-              <w:top w:w="110" w:type="dxa"/>
-              <w:left w:w="110" w:type="dxa"/>
-              <w:bottom w:w="110" w:type="dxa"/>
-              <w:right w:w="110" w:type="dxa"/>
-            </w:tcMar>
-          </w:tcPr>
-          <w:p>
-            <w:pPr>
-              <w:spacing w:before="40" w:after="40"/>
-              <w:jc w:val="left"/>
-            </w:pPr>
-            <w:r>
-              <w:rPr>
-                <w:rFonts w:ascii="Calibri" w:hAnsi="Calibri"/>
-                <w:b/>
-                <w:color w:val="FFFFFF"/>
-                <w:sz w:val="19"/>
-              </w:rPr>
-              <w:t>Specific Technical Deliverables &amp; Commits</w:t>
-            </w:r>
-          </w:p>
-        </w:tc>
-      </w:tr>
-      <w:tr>
-        <w:trPr>
-          <w:cantSplit/>
-        </w:trPr>
-        <w:tc>
-          <w:tcPr>
-            <w:tcW w:type="dxa" w:w="2304"/>
-            <w:vAlign w:val="center"/>
-            <w:shd w:fill="FFFFFF"/>
-            <w:tcMar>
-              <w:top w:w="80" w:type="dxa"/>
-              <w:left w:w="110" w:type="dxa"/>
-              <w:bottom w:w="80" w:type="dxa"/>
-              <w:right w:w="110" w:type="dxa"/>
-            </w:tcMar>
-          </w:tcPr>
-          <w:p>
-            <w:pPr>
-              <w:spacing w:before="20" w:after="20" w:line="264" w:lineRule="auto"/>
-              <w:jc w:val="left"/>
-            </w:pPr>
-            <w:r>
-              <w:rPr>
-                <w:rFonts w:ascii="Calibri" w:hAnsi="Calibri"/>
-                <w:color w:val="2D3748"/>
-                <w:sz w:val="18"/>
-              </w:rPr>
-            </w:r>
-            <w:r>
-              <w:rPr>
-                <w:rFonts w:ascii="Calibri" w:hAnsi="Calibri"/>
-                <w:b/>
-                <w:color w:val="2D3748"/>
-                <w:sz w:val="18"/>
-              </w:rPr>
-              <w:t>S. MIRTTUL</w:t>
-            </w:r>
-            <w:r>
-              <w:rPr>
-                <w:rFonts w:ascii="Calibri" w:hAnsi="Calibri"/>
-                <w:color w:val="2D3748"/>
-                <w:sz w:val="18"/>
-              </w:rPr>
-              <w:br/>
-              <w:t xml:space="preserve">(Roll No.: </w:t>
-            </w:r>
-            <w:r>
-              <w:rPr>
-                <w:rFonts w:ascii="Calibri" w:hAnsi="Calibri"/>
-                <w:b/>
-                <w:color w:val="2D3748"/>
-                <w:sz w:val="18"/>
-              </w:rPr>
-              <w:t>24BRS1428</w:t>
-            </w:r>
-            <w:r>
-              <w:rPr>
-                <w:rFonts w:ascii="Calibri" w:hAnsi="Calibri"/>
-                <w:color w:val="2D3748"/>
-                <w:sz w:val="18"/>
-              </w:rPr>
-              <w:t>)</w:t>
-            </w:r>
-          </w:p>
-        </w:tc>
-        <w:tc>
-          <w:tcPr>
-            <w:tcW w:type="dxa" w:w="3168"/>
-            <w:vAlign w:val="center"/>
-            <w:shd w:fill="FFFFFF"/>
-            <w:tcMar>
-              <w:top w:w="80" w:type="dxa"/>
-              <w:left w:w="110" w:type="dxa"/>
-              <w:bottom w:w="80" w:type="dxa"/>
-              <w:right w:w="110" w:type="dxa"/>
-            </w:tcMar>
-          </w:tcPr>
-          <w:p>
-            <w:pPr>
-              <w:spacing w:before="20" w:after="20" w:line="264" w:lineRule="auto"/>
-              <w:jc w:val="left"/>
-            </w:pPr>
-            <w:r>
-              <w:rPr>
-                <w:rFonts w:ascii="Calibri" w:hAnsi="Calibri"/>
-                <w:color w:val="2D3748"/>
-                <w:sz w:val="18"/>
-              </w:rPr>
-            </w:r>
-            <w:r>
-              <w:rPr>
-                <w:rFonts w:ascii="Calibri" w:hAnsi="Calibri"/>
-                <w:b/>
-                <w:color w:val="2D3748"/>
-                <w:sz w:val="18"/>
-              </w:rPr>
-              <w:t>Multi-Agent Orchestration, Machine Learning Pipeline, &amp; Evaluation Framework</w:t>
-            </w:r>
-            <w:r>
-              <w:rPr>
-                <w:rFonts w:ascii="Calibri" w:hAnsi="Calibri"/>
-                <w:color w:val="2D3748"/>
-                <w:sz w:val="18"/>
-              </w:rPr>
-            </w:r>
-          </w:p>
-        </w:tc>
-        <w:tc>
-          <w:tcPr>
-            <w:tcW w:type="dxa" w:w="3888"/>
-            <w:vAlign w:val="center"/>
-            <w:shd w:fill="FFFFFF"/>
-            <w:tcMar>
-              <w:top w:w="80" w:type="dxa"/>
-              <w:left w:w="110" w:type="dxa"/>
-              <w:bottom w:w="80" w:type="dxa"/>
-              <w:right w:w="110" w:type="dxa"/>
-            </w:tcMar>
-          </w:tcPr>
-          <w:p>
-            <w:pPr>
-              <w:spacing w:before="20" w:after="20" w:line="264" w:lineRule="auto"/>
-              <w:jc w:val="left"/>
-            </w:pPr>
-            <w:r>
-              <w:rPr>
-                <w:rFonts w:ascii="Calibri" w:hAnsi="Calibri"/>
-                <w:color w:val="2D3748"/>
-                <w:sz w:val="18"/>
-              </w:rPr>
-              <w:t>• Implemented deterministic AMAROrchestrator conflict resolution matrix and domain precedence rules.</w:t>
-              <w:br/>
-              <w:t>• Developed cascaded TriageAgent (sublinear TF-IDF + calibrated Logistic Regression with C=30.0, confidence gating tau &gt;= 0.70, and structured LLM fallback).</w:t>
-              <w:br/>
-              <w:t>• Engineered ActionAgent imperative verb parser and DeadlineAgent relative temporal resolution to ISO-8601 UTC timestamps.</w:t>
-              <w:br/>
-              <w:t>• Formulated mathematical equations, loss calibration, and developed offline benchmark evaluation suite (evaluate.py, training.py).</w:t>
-              <w:br/>
-              <w:t>• Conducted 15-class experimental evaluation, confusion matrix generation, and drafted Chapters 3 &amp; 6.</w:t>
-            </w:r>
-          </w:p>
-        </w:tc>
-      </w:tr>
-      <w:tr>
-        <w:trPr>
-          <w:cantSplit/>
-        </w:trPr>
-        <w:tc>
-          <w:tcPr>
-            <w:tcW w:type="dxa" w:w="2304"/>
-            <w:vAlign w:val="center"/>
-            <w:shd w:fill="F7FAFC"/>
-            <w:tcMar>
-              <w:top w:w="80" w:type="dxa"/>
-              <w:left w:w="110" w:type="dxa"/>
-              <w:bottom w:w="80" w:type="dxa"/>
-              <w:right w:w="110" w:type="dxa"/>
-            </w:tcMar>
-          </w:tcPr>
-          <w:p>
-            <w:pPr>
-              <w:spacing w:before="20" w:after="20" w:line="264" w:lineRule="auto"/>
-              <w:jc w:val="left"/>
-            </w:pPr>
-            <w:r>
-              <w:rPr>
-                <w:rFonts w:ascii="Calibri" w:hAnsi="Calibri"/>
-                <w:color w:val="2D3748"/>
-                <w:sz w:val="18"/>
-              </w:rPr>
-            </w:r>
-            <w:r>
-              <w:rPr>
-                <w:rFonts w:ascii="Calibri" w:hAnsi="Calibri"/>
-                <w:b/>
-                <w:color w:val="2D3748"/>
-                <w:sz w:val="18"/>
-              </w:rPr>
-              <w:t>ADITYA SRIKANTH</w:t>
-            </w:r>
-            <w:r>
-              <w:rPr>
-                <w:rFonts w:ascii="Calibri" w:hAnsi="Calibri"/>
-                <w:color w:val="2D3748"/>
-                <w:sz w:val="18"/>
-              </w:rPr>
-              <w:br/>
-              <w:t xml:space="preserve">(Roll No.: </w:t>
-            </w:r>
-            <w:r>
-              <w:rPr>
-                <w:rFonts w:ascii="Calibri" w:hAnsi="Calibri"/>
-                <w:b/>
-                <w:color w:val="2D3748"/>
-                <w:sz w:val="18"/>
-              </w:rPr>
-              <w:t>24BRS1437</w:t>
-            </w:r>
-            <w:r>
-              <w:rPr>
-                <w:rFonts w:ascii="Calibri" w:hAnsi="Calibri"/>
-                <w:color w:val="2D3748"/>
-                <w:sz w:val="18"/>
-              </w:rPr>
-              <w:t>)</w:t>
-            </w:r>
-          </w:p>
-        </w:tc>
-        <w:tc>
-          <w:tcPr>
-            <w:tcW w:type="dxa" w:w="3168"/>
-            <w:vAlign w:val="center"/>
-            <w:shd w:fill="F7FAFC"/>
-            <w:tcMar>
-              <w:top w:w="80" w:type="dxa"/>
-              <w:left w:w="110" w:type="dxa"/>
-              <w:bottom w:w="80" w:type="dxa"/>
-              <w:right w:w="110" w:type="dxa"/>
-            </w:tcMar>
-          </w:tcPr>
-          <w:p>
-            <w:pPr>
-              <w:spacing w:before="20" w:after="20" w:line="264" w:lineRule="auto"/>
-              <w:jc w:val="left"/>
-            </w:pPr>
-            <w:r>
-              <w:rPr>
-                <w:rFonts w:ascii="Calibri" w:hAnsi="Calibri"/>
-                <w:color w:val="2D3748"/>
-                <w:sz w:val="18"/>
-              </w:rPr>
-            </w:r>
-            <w:r>
-              <w:rPr>
-                <w:rFonts w:ascii="Calibri" w:hAnsi="Calibri"/>
-                <w:b/>
-                <w:color w:val="2D3748"/>
-                <w:sz w:val="18"/>
-              </w:rPr>
-              <w:t>Data Ingestion, Cryptographic Security, Priority Engine, &amp; Client Delivery</w:t>
-            </w:r>
-            <w:r>
-              <w:rPr>
-                <w:rFonts w:ascii="Calibri" w:hAnsi="Calibri"/>
-                <w:color w:val="2D3748"/>
-                <w:sz w:val="18"/>
-              </w:rPr>
-            </w:r>
-          </w:p>
-        </w:tc>
-        <w:tc>
-          <w:tcPr>
-            <w:tcW w:type="dxa" w:w="3888"/>
-            <w:vAlign w:val="center"/>
-            <w:shd w:fill="F7FAFC"/>
-            <w:tcMar>
-              <w:top w:w="80" w:type="dxa"/>
-              <w:left w:w="110" w:type="dxa"/>
-              <w:bottom w:w="80" w:type="dxa"/>
-              <w:right w:w="110" w:type="dxa"/>
-            </w:tcMar>
-          </w:tcPr>
-          <w:p>
-            <w:pPr>
-              <w:spacing w:before="20" w:after="20" w:line="264" w:lineRule="auto"/>
-              <w:jc w:val="left"/>
-            </w:pPr>
-            <w:r>
-              <w:rPr>
-                <w:rFonts w:ascii="Calibri" w:hAnsi="Calibri"/>
-                <w:color w:val="2D3748"/>
-                <w:sz w:val="18"/>
-              </w:rPr>
-              <w:t>• Engineered MailIntakeAgent for RFC 2822 MIME parsing, HTML tag stripping, Unicode NFKC normalization, and PII/credential redaction.</w:t>
-              <w:br/>
-              <w:t>• Developed GmailSyncService integrating Google OAuth 2.0 and incremental Gmail History API sync with stateful historyId baselining.</w:t>
-              <w:br/>
-              <w:t>• Designed transparent AES-256-GCM data-at-rest encryption layer and SHA-256 tamper-evident append-only audit ledger.</w:t>
-              <w:br/>
-              <w:t>• Implemented PriorityAgent context weighting, MonitorScheduler asynchronous cron loops, and multi-tier deadline escalation ladder (NORMAL -&gt; REMINDER -&gt; URGENT -&gt; ALARM).</w:t>
-              <w:br/>
-              <w:t>• Built Firebase Cloud Messaging (FCM) background push service and developed cross-platform Flutter client UI application (Chapters 4 &amp; 5).</w:t>
-            </w:r>
-          </w:p>
-        </w:tc>
-      </w:tr>
-    </w:tbl>
-    <w:p>
-      <w:pPr>
-        <w:keepNext/>
         <w:spacing w:before="260" w:after="60"/>
       </w:pPr>
       <w:r>
@@ -12149,7 +11737,7 @@
           <w:color w:val="1A365D"/>
           <w:sz w:val="26"/>
         </w:rPr>
-        <w:t>Chapter 7 – Conclusion and Future Work</w:t>
+        <w:t>Chapter 7 - Conclusion and Future Work</w:t>
       </w:r>
     </w:p>
     <w:p>
@@ -12226,21 +11814,62 @@
   <w:p>
     <w:pPr>
       <w:pStyle w:val="Footer"/>
-      <w:jc w:val="left"/>
     </w:pPr>
-    <w:r>
-      <w:rPr>
-        <w:rFonts w:ascii="Calibri" w:hAnsi="Calibri"/>
-        <w:color w:val="718096"/>
-        <w:sz w:val="17"/>
-      </w:rPr>
-      <w:t>AGENT AMAR | S. MIRTTUL (24BRS1428) &amp; ADITYA SRIKANTH (24BRS1437)</w:t>
-      <w:tab/>
-      <w:tab/>
-      <w:t xml:space="preserve">Page </w:t>
-    </w:r>
-    <w:fldSimple w:instr="PAGE"/>
+    <w:r/>
   </w:p>
+  <w:tbl>
+    <w:tblPr>
+      <w:tblW w:type="auto" w:w="0"/>
+      <w:jc w:val="center"/>
+      <w:tblLayout w:type="fixed"/>
+      <w:tblLook w:firstColumn="1" w:firstRow="1" w:lastColumn="0" w:lastRow="0" w:noHBand="0" w:noVBand="1" w:val="04A0"/>
+    </w:tblPr>
+    <w:tblGrid>
+      <w:gridCol w:w="4680"/>
+      <w:gridCol w:w="4680"/>
+    </w:tblGrid>
+    <w:tr>
+      <w:tc>
+        <w:tcPr>
+          <w:tcW w:type="dxa" w:w="6912"/>
+        </w:tcPr>
+        <w:p>
+          <w:pPr>
+            <w:spacing w:before="0" w:after="0"/>
+            <w:jc w:val="left"/>
+          </w:pPr>
+          <w:r>
+            <w:rPr>
+              <w:rFonts w:ascii="Calibri" w:hAnsi="Calibri"/>
+              <w:color w:val="718096"/>
+              <w:sz w:val="17"/>
+            </w:rPr>
+            <w:t>AGENT AMAR | S. MIRTTUL (24BRS1428) &amp; ADITYA SRIKANTH (24BRS1437)</w:t>
+          </w:r>
+        </w:p>
+      </w:tc>
+      <w:tc>
+        <w:tcPr>
+          <w:tcW w:type="dxa" w:w="2448"/>
+        </w:tcPr>
+        <w:p>
+          <w:pPr>
+            <w:spacing w:before="0" w:after="0"/>
+            <w:jc w:val="right"/>
+          </w:pPr>
+          <w:r>
+            <w:rPr>
+              <w:rFonts w:ascii="Calibri" w:hAnsi="Calibri"/>
+              <w:color w:val="718096"/>
+              <w:sz w:val="17"/>
+            </w:rPr>
+            <w:t xml:space="preserve">Page </w:t>
+          </w:r>
+          <w:fldSimple w:instr="PAGE"/>
+        </w:p>
+      </w:tc>
+    </w:tr>
+  </w:tbl>
 </w:ftr>
 </file>
 
